--- a/src/main/resources/templates/BaoCaoSuDungVonVay.docx
+++ b/src/main/resources/templates/BaoCaoSuDungVonVay.docx
@@ -145,7 +145,25 @@
           <w:rFonts w:ascii="Times New Roman" w:hAnsi="Times New Roman"/>
           <w:sz w:val="26"/>
         </w:rPr>
-        <w:t>;  Nơi cấp: {{nccccdkh}}</w:t>
+        <w:t xml:space="preserve">;  </w:t>
+      </w:r>
+    </w:p>
+    <w:p>
+      <w:pPr>
+        <w:ind w:firstLine="720"/>
+        <w:rPr>
+          <w:rFonts w:ascii="Times New Roman" w:hAnsi="Times New Roman"/>
+          <w:sz w:val="26"/>
+        </w:rPr>
+      </w:pPr>
+      <w:bookmarkStart w:id="0" w:name="_GoBack"/>
+      <w:bookmarkEnd w:id="0"/>
+      <w:r>
+        <w:rPr>
+          <w:rFonts w:ascii="Times New Roman" w:hAnsi="Times New Roman"/>
+          <w:sz w:val="26"/>
+        </w:rPr>
+        <w:t>Nơi cấp: {{nccccdkh}}</w:t>
       </w:r>
     </w:p>
     <w:p>
@@ -795,7 +813,6 @@
         </w:rPr>
         <w:tab/>
       </w:r>
-      <w:bookmarkStart w:id="0" w:name="_GoBack"/>
       <w:r>
         <w:rPr>
           <w:rFonts w:ascii="Times New Roman" w:hAnsi="Times New Roman"/>
@@ -804,7 +821,6 @@
         </w:rPr>
         <w:t>NGƯỜI VAY VỐN</w:t>
       </w:r>
-      <w:bookmarkEnd w:id="0"/>
     </w:p>
     <w:p>
       <w:pPr>

--- a/src/main/resources/templates/BaoCaoSuDungVonVay.docx
+++ b/src/main/resources/templates/BaoCaoSuDungVonVay.docx
@@ -156,8 +156,6 @@
           <w:sz w:val="26"/>
         </w:rPr>
       </w:pPr>
-      <w:bookmarkStart w:id="0" w:name="_GoBack"/>
-      <w:bookmarkEnd w:id="0"/>
       <w:r>
         <w:rPr>
           <w:rFonts w:ascii="Times New Roman" w:hAnsi="Times New Roman"/>
@@ -577,6 +575,15 @@
                 <w:sz w:val="26"/>
               </w:rPr>
             </w:pPr>
+            <w:r>
+              <w:rPr>
+                <w:rFonts w:ascii="Times New Roman" w:hAnsi="Times New Roman"/>
+                <w:sz w:val="26"/>
+              </w:rPr>
+              <w:t>{{tienso}}</w:t>
+            </w:r>
+            <w:bookmarkStart w:id="0" w:name="_GoBack"/>
+            <w:bookmarkEnd w:id="0"/>
           </w:p>
         </w:tc>
         <w:tc>

--- a/src/main/resources/templates/BaoCaoSuDungVonVay.docx
+++ b/src/main/resources/templates/BaoCaoSuDungVonVay.docx
@@ -4,29 +4,34 @@
   <w:body>
     <w:p>
       <w:pPr>
+        <w:spacing w:after="0" w:line="288" w:lineRule="auto"/>
         <w:jc w:val="center"/>
         <w:rPr>
           <w:rFonts w:ascii="Times New Roman" w:hAnsi="Times New Roman"/>
           <w:b/>
-          <w:sz w:val="26"/>
+          <w:sz w:val="28"/>
+          <w:szCs w:val="28"/>
         </w:rPr>
       </w:pPr>
       <w:r>
         <w:rPr>
           <w:rFonts w:ascii="Times New Roman" w:hAnsi="Times New Roman"/>
           <w:b/>
-          <w:sz w:val="26"/>
+          <w:sz w:val="28"/>
+          <w:szCs w:val="28"/>
         </w:rPr>
         <w:t>CỘNG HÒA XÃ HỘI CHỦ NGHĨA VIỆT NAM</w:t>
       </w:r>
     </w:p>
     <w:p>
       <w:pPr>
+        <w:spacing w:after="0" w:line="288" w:lineRule="auto"/>
         <w:jc w:val="center"/>
         <w:rPr>
           <w:rFonts w:ascii="Times New Roman" w:hAnsi="Times New Roman"/>
           <w:b/>
-          <w:sz w:val="26"/>
+          <w:sz w:val="28"/>
+          <w:szCs w:val="28"/>
         </w:rPr>
       </w:pPr>
       <w:r>
@@ -34,54 +39,62 @@
           <w:rFonts w:ascii="Times New Roman" w:hAnsi="Times New Roman"/>
           <w:b/>
           <w:noProof/>
-          <w:sz w:val="26"/>
+          <w:sz w:val="28"/>
+          <w:szCs w:val="28"/>
         </w:rPr>
         <w:pict>
           <v:shapetype id="_x0000_t32" coordsize="21600,21600" o:spt="32" o:oned="t" path="m,l21600,21600e" filled="f">
             <v:path arrowok="t" fillok="f" o:connecttype="none"/>
             <o:lock v:ext="edit" shapetype="t"/>
           </v:shapetype>
-          <v:shape id="_x0000_s1026" type="#_x0000_t32" style="position:absolute;left:0;text-align:left;margin-left:147.25pt;margin-top:19.4pt;width:178.65pt;height:1.35pt;flip:y;z-index:251658240" o:connectortype="straight"/>
+          <v:shape id="_x0000_s1026" type="#_x0000_t32" style="position:absolute;left:0;text-align:left;margin-left:157.45pt;margin-top:16.65pt;width:155.05pt;height:0;z-index:251658240" o:connectortype="straight"/>
         </w:pict>
       </w:r>
       <w:r>
         <w:rPr>
           <w:rFonts w:ascii="Times New Roman" w:hAnsi="Times New Roman"/>
           <w:b/>
-          <w:sz w:val="26"/>
+          <w:sz w:val="28"/>
+          <w:szCs w:val="28"/>
         </w:rPr>
         <w:t>Độc lập – Tự do – Hạnh phúc</w:t>
       </w:r>
     </w:p>
     <w:p>
       <w:pPr>
+        <w:spacing w:after="0" w:line="288" w:lineRule="auto"/>
         <w:jc w:val="center"/>
         <w:rPr>
           <w:rFonts w:ascii="Times New Roman" w:hAnsi="Times New Roman"/>
           <w:b/>
-          <w:sz w:val="26"/>
+          <w:sz w:val="28"/>
+          <w:szCs w:val="28"/>
         </w:rPr>
       </w:pPr>
       <w:r>
         <w:rPr>
           <w:rFonts w:ascii="Times New Roman" w:hAnsi="Times New Roman"/>
           <w:b/>
-          <w:sz w:val="26"/>
+          <w:sz w:val="28"/>
+          <w:szCs w:val="28"/>
         </w:rPr>
         <w:t>BÁO CÁO SỬ DỤNG VỐN VAY</w:t>
       </w:r>
     </w:p>
     <w:p>
       <w:pPr>
-        <w:rPr>
-          <w:rFonts w:ascii="Times New Roman" w:hAnsi="Times New Roman"/>
-          <w:sz w:val="26"/>
+        <w:spacing w:after="0" w:line="288" w:lineRule="auto"/>
+        <w:rPr>
+          <w:rFonts w:ascii="Times New Roman" w:hAnsi="Times New Roman"/>
+          <w:sz w:val="28"/>
+          <w:szCs w:val="28"/>
         </w:rPr>
       </w:pPr>
       <w:r>
         <w:rPr>
           <w:rFonts w:ascii="Times New Roman" w:hAnsi="Times New Roman"/>
-          <w:sz w:val="26"/>
+          <w:sz w:val="28"/>
+          <w:szCs w:val="28"/>
         </w:rPr>
         <w:tab/>
         <w:t>Kính gửi: Quỹ tín dụng nhân dân Thái Học</w:t>
@@ -89,15 +102,18 @@
     </w:p>
     <w:p>
       <w:pPr>
-        <w:rPr>
-          <w:rFonts w:ascii="Times New Roman" w:hAnsi="Times New Roman"/>
-          <w:sz w:val="26"/>
+        <w:spacing w:after="0" w:line="288" w:lineRule="auto"/>
+        <w:rPr>
+          <w:rFonts w:ascii="Times New Roman" w:hAnsi="Times New Roman"/>
+          <w:sz w:val="28"/>
+          <w:szCs w:val="28"/>
         </w:rPr>
       </w:pPr>
       <w:r>
         <w:rPr>
           <w:rFonts w:ascii="Times New Roman" w:hAnsi="Times New Roman"/>
-          <w:sz w:val="26"/>
+          <w:sz w:val="28"/>
+          <w:szCs w:val="28"/>
         </w:rPr>
         <w:tab/>
         <w:t xml:space="preserve">Họ và tên: </w:t>
@@ -106,22 +122,26 @@
         <w:rPr>
           <w:rFonts w:ascii="Times New Roman" w:hAnsi="Times New Roman"/>
           <w:b/>
-          <w:sz w:val="26"/>
+          <w:sz w:val="28"/>
+          <w:szCs w:val="28"/>
         </w:rPr>
         <w:t>{{kh}}</w:t>
       </w:r>
     </w:p>
     <w:p>
       <w:pPr>
-        <w:rPr>
-          <w:rFonts w:ascii="Times New Roman" w:hAnsi="Times New Roman"/>
-          <w:sz w:val="26"/>
+        <w:spacing w:after="0" w:line="288" w:lineRule="auto"/>
+        <w:rPr>
+          <w:rFonts w:ascii="Times New Roman" w:hAnsi="Times New Roman"/>
+          <w:sz w:val="28"/>
+          <w:szCs w:val="28"/>
         </w:rPr>
       </w:pPr>
       <w:r>
         <w:rPr>
           <w:rFonts w:ascii="Times New Roman" w:hAnsi="Times New Roman"/>
-          <w:sz w:val="26"/>
+          <w:sz w:val="28"/>
+          <w:szCs w:val="28"/>
         </w:rPr>
         <w:tab/>
         <w:t>CC/CCCD Số</w:t>
@@ -129,52 +149,61 @@
       <w:r>
         <w:rPr>
           <w:rFonts w:ascii="Times New Roman" w:hAnsi="Times New Roman"/>
-          <w:sz w:val="26"/>
+          <w:sz w:val="28"/>
+          <w:szCs w:val="28"/>
         </w:rPr>
         <w:t xml:space="preserve">: {{cccdkh}};     </w:t>
       </w:r>
       <w:r>
         <w:rPr>
           <w:rFonts w:ascii="Times New Roman" w:hAnsi="Times New Roman"/>
-          <w:sz w:val="26"/>
+          <w:sz w:val="28"/>
+          <w:szCs w:val="28"/>
         </w:rPr>
         <w:t>Ngày cấp: {{nckh}}</w:t>
       </w:r>
       <w:r>
         <w:rPr>
           <w:rFonts w:ascii="Times New Roman" w:hAnsi="Times New Roman"/>
-          <w:sz w:val="26"/>
+          <w:sz w:val="28"/>
+          <w:szCs w:val="28"/>
         </w:rPr>
         <w:t xml:space="preserve">;  </w:t>
       </w:r>
     </w:p>
     <w:p>
       <w:pPr>
+        <w:spacing w:after="0" w:line="288" w:lineRule="auto"/>
         <w:ind w:firstLine="720"/>
         <w:rPr>
           <w:rFonts w:ascii="Times New Roman" w:hAnsi="Times New Roman"/>
-          <w:sz w:val="26"/>
+          <w:sz w:val="28"/>
+          <w:szCs w:val="28"/>
         </w:rPr>
       </w:pPr>
       <w:r>
         <w:rPr>
           <w:rFonts w:ascii="Times New Roman" w:hAnsi="Times New Roman"/>
-          <w:sz w:val="26"/>
+          <w:sz w:val="28"/>
+          <w:szCs w:val="28"/>
         </w:rPr>
         <w:t>Nơi cấp: {{nccccdkh}}</w:t>
       </w:r>
     </w:p>
     <w:p>
       <w:pPr>
-        <w:rPr>
-          <w:rFonts w:ascii="Times New Roman" w:hAnsi="Times New Roman"/>
-          <w:sz w:val="26"/>
+        <w:spacing w:after="0" w:line="288" w:lineRule="auto"/>
+        <w:rPr>
+          <w:rFonts w:ascii="Times New Roman" w:hAnsi="Times New Roman"/>
+          <w:sz w:val="28"/>
+          <w:szCs w:val="28"/>
         </w:rPr>
       </w:pPr>
       <w:r>
         <w:rPr>
           <w:rFonts w:ascii="Times New Roman" w:hAnsi="Times New Roman"/>
-          <w:sz w:val="26"/>
+          <w:sz w:val="28"/>
+          <w:szCs w:val="28"/>
         </w:rPr>
         <w:tab/>
         <w:t>Địa chỉ thường trú hiện nay: {{ttkh}}</w:t>
@@ -182,15 +211,18 @@
     </w:p>
     <w:p>
       <w:pPr>
-        <w:rPr>
-          <w:rFonts w:ascii="Times New Roman" w:hAnsi="Times New Roman"/>
-          <w:sz w:val="26"/>
+        <w:spacing w:after="0" w:line="288" w:lineRule="auto"/>
+        <w:rPr>
+          <w:rFonts w:ascii="Times New Roman" w:hAnsi="Times New Roman"/>
+          <w:sz w:val="28"/>
+          <w:szCs w:val="28"/>
         </w:rPr>
       </w:pPr>
       <w:r>
         <w:rPr>
           <w:rFonts w:ascii="Times New Roman" w:hAnsi="Times New Roman"/>
-          <w:sz w:val="26"/>
+          <w:sz w:val="28"/>
+          <w:szCs w:val="28"/>
         </w:rPr>
         <w:tab/>
         <w:t>Tôi làm báo cáo về việc sử dụng vốn vay tại Quỹ tín dụng nhân dân Thái Học.</w:t>
@@ -204,13 +236,13 @@
         <w:tblLook w:val="04A0" w:firstRow="1" w:lastRow="0" w:firstColumn="1" w:lastColumn="0" w:noHBand="0" w:noVBand="1"/>
       </w:tblPr>
       <w:tblGrid>
-        <w:gridCol w:w="709"/>
-        <w:gridCol w:w="2131"/>
-        <w:gridCol w:w="1676"/>
-        <w:gridCol w:w="1423"/>
-        <w:gridCol w:w="1661"/>
-        <w:gridCol w:w="1423"/>
-        <w:gridCol w:w="1609"/>
+        <w:gridCol w:w="746"/>
+        <w:gridCol w:w="1216"/>
+        <w:gridCol w:w="1796"/>
+        <w:gridCol w:w="1516"/>
+        <w:gridCol w:w="1921"/>
+        <w:gridCol w:w="1516"/>
+        <w:gridCol w:w="1921"/>
       </w:tblGrid>
       <w:tr>
         <w:tc>
@@ -220,18 +252,21 @@
           </w:tcPr>
           <w:p>
             <w:pPr>
+              <w:spacing w:line="288" w:lineRule="auto"/>
               <w:jc w:val="center"/>
               <w:rPr>
                 <w:rFonts w:ascii="Times New Roman" w:hAnsi="Times New Roman"/>
                 <w:b/>
-                <w:sz w:val="26"/>
-              </w:rPr>
-            </w:pPr>
-            <w:r>
-              <w:rPr>
-                <w:rFonts w:ascii="Times New Roman" w:hAnsi="Times New Roman"/>
-                <w:b/>
-                <w:sz w:val="26"/>
+                <w:sz w:val="28"/>
+                <w:szCs w:val="28"/>
+              </w:rPr>
+            </w:pPr>
+            <w:r>
+              <w:rPr>
+                <w:rFonts w:ascii="Times New Roman" w:hAnsi="Times New Roman"/>
+                <w:b/>
+                <w:sz w:val="28"/>
+                <w:szCs w:val="28"/>
               </w:rPr>
               <w:t>STT</w:t>
             </w:r>
@@ -244,18 +279,21 @@
           </w:tcPr>
           <w:p>
             <w:pPr>
+              <w:spacing w:line="288" w:lineRule="auto"/>
               <w:jc w:val="center"/>
               <w:rPr>
                 <w:rFonts w:ascii="Times New Roman" w:hAnsi="Times New Roman"/>
                 <w:b/>
-                <w:sz w:val="26"/>
-              </w:rPr>
-            </w:pPr>
-            <w:r>
-              <w:rPr>
-                <w:rFonts w:ascii="Times New Roman" w:hAnsi="Times New Roman"/>
-                <w:b/>
-                <w:sz w:val="26"/>
+                <w:sz w:val="28"/>
+                <w:szCs w:val="28"/>
+              </w:rPr>
+            </w:pPr>
+            <w:r>
+              <w:rPr>
+                <w:rFonts w:ascii="Times New Roman" w:hAnsi="Times New Roman"/>
+                <w:b/>
+                <w:sz w:val="28"/>
+                <w:szCs w:val="28"/>
               </w:rPr>
               <w:t>Tên cá nhân/tổ chức/ tổ chức tín dụng cho vay</w:t>
             </w:r>
@@ -268,54 +306,63 @@
           </w:tcPr>
           <w:p>
             <w:pPr>
+              <w:spacing w:line="288" w:lineRule="auto"/>
               <w:jc w:val="center"/>
               <w:rPr>
                 <w:rFonts w:ascii="Times New Roman" w:hAnsi="Times New Roman"/>
                 <w:b/>
-                <w:sz w:val="26"/>
-              </w:rPr>
-            </w:pPr>
-            <w:r>
-              <w:rPr>
-                <w:rFonts w:ascii="Times New Roman" w:hAnsi="Times New Roman"/>
-                <w:b/>
-                <w:sz w:val="26"/>
+                <w:sz w:val="28"/>
+                <w:szCs w:val="28"/>
+              </w:rPr>
+            </w:pPr>
+            <w:r>
+              <w:rPr>
+                <w:rFonts w:ascii="Times New Roman" w:hAnsi="Times New Roman"/>
+                <w:b/>
+                <w:sz w:val="28"/>
+                <w:szCs w:val="28"/>
               </w:rPr>
               <w:t>Dư nợ</w:t>
             </w:r>
           </w:p>
           <w:p>
             <w:pPr>
+              <w:spacing w:line="288" w:lineRule="auto"/>
               <w:jc w:val="center"/>
               <w:rPr>
                 <w:rFonts w:ascii="Times New Roman" w:hAnsi="Times New Roman"/>
                 <w:b/>
-                <w:sz w:val="26"/>
-              </w:rPr>
-            </w:pPr>
-            <w:r>
-              <w:rPr>
-                <w:rFonts w:ascii="Times New Roman" w:hAnsi="Times New Roman"/>
-                <w:b/>
-                <w:sz w:val="26"/>
+                <w:sz w:val="28"/>
+                <w:szCs w:val="28"/>
+              </w:rPr>
+            </w:pPr>
+            <w:r>
+              <w:rPr>
+                <w:rFonts w:ascii="Times New Roman" w:hAnsi="Times New Roman"/>
+                <w:b/>
+                <w:sz w:val="28"/>
+                <w:szCs w:val="28"/>
               </w:rPr>
               <w:t>Ngày báo cáo</w:t>
             </w:r>
           </w:p>
           <w:p>
             <w:pPr>
+              <w:spacing w:line="288" w:lineRule="auto"/>
               <w:jc w:val="center"/>
               <w:rPr>
                 <w:rFonts w:ascii="Times New Roman" w:hAnsi="Times New Roman"/>
                 <w:b/>
-                <w:sz w:val="26"/>
-              </w:rPr>
-            </w:pPr>
-            <w:r>
-              <w:rPr>
-                <w:rFonts w:ascii="Times New Roman" w:hAnsi="Times New Roman"/>
-                <w:b/>
-                <w:sz w:val="26"/>
+                <w:sz w:val="28"/>
+                <w:szCs w:val="28"/>
+              </w:rPr>
+            </w:pPr>
+            <w:r>
+              <w:rPr>
+                <w:rFonts w:ascii="Times New Roman" w:hAnsi="Times New Roman"/>
+                <w:b/>
+                <w:sz w:val="28"/>
+                <w:szCs w:val="28"/>
               </w:rPr>
               <w:t>(đồng)</w:t>
             </w:r>
@@ -328,18 +375,21 @@
           </w:tcPr>
           <w:p>
             <w:pPr>
+              <w:spacing w:line="288" w:lineRule="auto"/>
               <w:jc w:val="center"/>
               <w:rPr>
                 <w:rFonts w:ascii="Times New Roman" w:hAnsi="Times New Roman"/>
                 <w:b/>
-                <w:sz w:val="26"/>
-              </w:rPr>
-            </w:pPr>
-            <w:r>
-              <w:rPr>
-                <w:rFonts w:ascii="Times New Roman" w:hAnsi="Times New Roman"/>
-                <w:b/>
-                <w:sz w:val="26"/>
+                <w:sz w:val="28"/>
+                <w:szCs w:val="28"/>
+              </w:rPr>
+            </w:pPr>
+            <w:r>
+              <w:rPr>
+                <w:rFonts w:ascii="Times New Roman" w:hAnsi="Times New Roman"/>
+                <w:b/>
+                <w:sz w:val="28"/>
+                <w:szCs w:val="28"/>
               </w:rPr>
               <w:t>Mục đích theo hợp đồng</w:t>
             </w:r>
@@ -352,18 +402,21 @@
           </w:tcPr>
           <w:p>
             <w:pPr>
+              <w:spacing w:line="288" w:lineRule="auto"/>
               <w:jc w:val="center"/>
               <w:rPr>
                 <w:rFonts w:ascii="Times New Roman" w:hAnsi="Times New Roman"/>
                 <w:b/>
-                <w:sz w:val="26"/>
-              </w:rPr>
-            </w:pPr>
-            <w:r>
-              <w:rPr>
-                <w:rFonts w:ascii="Times New Roman" w:hAnsi="Times New Roman"/>
-                <w:b/>
-                <w:sz w:val="26"/>
+                <w:sz w:val="28"/>
+                <w:szCs w:val="28"/>
+              </w:rPr>
+            </w:pPr>
+            <w:r>
+              <w:rPr>
+                <w:rFonts w:ascii="Times New Roman" w:hAnsi="Times New Roman"/>
+                <w:b/>
+                <w:sz w:val="28"/>
+                <w:szCs w:val="28"/>
               </w:rPr>
               <w:t>Thực tế</w:t>
             </w:r>
@@ -378,11 +431,13 @@
           </w:tcPr>
           <w:p>
             <w:pPr>
+              <w:spacing w:line="288" w:lineRule="auto"/>
               <w:jc w:val="center"/>
               <w:rPr>
                 <w:rFonts w:ascii="Times New Roman" w:hAnsi="Times New Roman"/>
                 <w:b/>
-                <w:sz w:val="26"/>
+                <w:sz w:val="28"/>
+                <w:szCs w:val="28"/>
               </w:rPr>
             </w:pPr>
           </w:p>
@@ -394,11 +449,13 @@
           </w:tcPr>
           <w:p>
             <w:pPr>
+              <w:spacing w:line="288" w:lineRule="auto"/>
               <w:jc w:val="center"/>
               <w:rPr>
                 <w:rFonts w:ascii="Times New Roman" w:hAnsi="Times New Roman"/>
                 <w:b/>
-                <w:sz w:val="26"/>
+                <w:sz w:val="28"/>
+                <w:szCs w:val="28"/>
               </w:rPr>
             </w:pPr>
           </w:p>
@@ -410,11 +467,13 @@
           </w:tcPr>
           <w:p>
             <w:pPr>
+              <w:spacing w:line="288" w:lineRule="auto"/>
               <w:jc w:val="center"/>
               <w:rPr>
                 <w:rFonts w:ascii="Times New Roman" w:hAnsi="Times New Roman"/>
                 <w:b/>
-                <w:sz w:val="26"/>
+                <w:sz w:val="28"/>
+                <w:szCs w:val="28"/>
               </w:rPr>
             </w:pPr>
           </w:p>
@@ -425,18 +484,21 @@
           </w:tcPr>
           <w:p>
             <w:pPr>
+              <w:spacing w:line="288" w:lineRule="auto"/>
               <w:jc w:val="center"/>
               <w:rPr>
                 <w:rFonts w:ascii="Times New Roman" w:hAnsi="Times New Roman"/>
                 <w:b/>
-                <w:sz w:val="26"/>
-              </w:rPr>
-            </w:pPr>
-            <w:r>
-              <w:rPr>
-                <w:rFonts w:ascii="Times New Roman" w:hAnsi="Times New Roman"/>
-                <w:b/>
-                <w:sz w:val="26"/>
+                <w:sz w:val="28"/>
+                <w:szCs w:val="28"/>
+              </w:rPr>
+            </w:pPr>
+            <w:r>
+              <w:rPr>
+                <w:rFonts w:ascii="Times New Roman" w:hAnsi="Times New Roman"/>
+                <w:b/>
+                <w:sz w:val="28"/>
+                <w:szCs w:val="28"/>
               </w:rPr>
               <w:t>Mục đích</w:t>
             </w:r>
@@ -448,18 +510,21 @@
           </w:tcPr>
           <w:p>
             <w:pPr>
+              <w:spacing w:line="288" w:lineRule="auto"/>
               <w:jc w:val="center"/>
               <w:rPr>
                 <w:rFonts w:ascii="Times New Roman" w:hAnsi="Times New Roman"/>
                 <w:b/>
-                <w:sz w:val="26"/>
-              </w:rPr>
-            </w:pPr>
-            <w:r>
-              <w:rPr>
-                <w:rFonts w:ascii="Times New Roman" w:hAnsi="Times New Roman"/>
-                <w:b/>
-                <w:sz w:val="26"/>
+                <w:sz w:val="28"/>
+                <w:szCs w:val="28"/>
+              </w:rPr>
+            </w:pPr>
+            <w:r>
+              <w:rPr>
+                <w:rFonts w:ascii="Times New Roman" w:hAnsi="Times New Roman"/>
+                <w:b/>
+                <w:sz w:val="28"/>
+                <w:szCs w:val="28"/>
               </w:rPr>
               <w:t>Giá trị tài sản (đồng)</w:t>
             </w:r>
@@ -471,18 +536,21 @@
           </w:tcPr>
           <w:p>
             <w:pPr>
+              <w:spacing w:line="288" w:lineRule="auto"/>
               <w:jc w:val="center"/>
               <w:rPr>
                 <w:rFonts w:ascii="Times New Roman" w:hAnsi="Times New Roman"/>
                 <w:b/>
-                <w:sz w:val="26"/>
-              </w:rPr>
-            </w:pPr>
-            <w:r>
-              <w:rPr>
-                <w:rFonts w:ascii="Times New Roman" w:hAnsi="Times New Roman"/>
-                <w:b/>
-                <w:sz w:val="26"/>
+                <w:sz w:val="28"/>
+                <w:szCs w:val="28"/>
+              </w:rPr>
+            </w:pPr>
+            <w:r>
+              <w:rPr>
+                <w:rFonts w:ascii="Times New Roman" w:hAnsi="Times New Roman"/>
+                <w:b/>
+                <w:sz w:val="28"/>
+                <w:szCs w:val="28"/>
               </w:rPr>
               <w:t>Mục đích</w:t>
             </w:r>
@@ -494,18 +562,21 @@
           </w:tcPr>
           <w:p>
             <w:pPr>
+              <w:spacing w:line="288" w:lineRule="auto"/>
               <w:jc w:val="center"/>
               <w:rPr>
                 <w:rFonts w:ascii="Times New Roman" w:hAnsi="Times New Roman"/>
                 <w:b/>
-                <w:sz w:val="26"/>
-              </w:rPr>
-            </w:pPr>
-            <w:r>
-              <w:rPr>
-                <w:rFonts w:ascii="Times New Roman" w:hAnsi="Times New Roman"/>
-                <w:b/>
-                <w:sz w:val="26"/>
+                <w:sz w:val="28"/>
+                <w:szCs w:val="28"/>
+              </w:rPr>
+            </w:pPr>
+            <w:r>
+              <w:rPr>
+                <w:rFonts w:ascii="Times New Roman" w:hAnsi="Times New Roman"/>
+                <w:b/>
+                <w:sz w:val="28"/>
+                <w:szCs w:val="28"/>
               </w:rPr>
               <w:t>Giá</w:t>
             </w:r>
@@ -513,7 +584,8 @@
               <w:rPr>
                 <w:rFonts w:ascii="Times New Roman" w:hAnsi="Times New Roman"/>
                 <w:b/>
-                <w:sz w:val="26"/>
+                <w:sz w:val="28"/>
+                <w:szCs w:val="28"/>
               </w:rPr>
               <w:t xml:space="preserve"> trị tài sản (đồng)</w:t>
             </w:r>
@@ -530,15 +602,18 @@
           </w:tcPr>
           <w:p>
             <w:pPr>
-              <w:rPr>
-                <w:rFonts w:ascii="Times New Roman" w:hAnsi="Times New Roman"/>
-                <w:sz w:val="26"/>
-              </w:rPr>
-            </w:pPr>
-            <w:r>
-              <w:rPr>
-                <w:rFonts w:ascii="Times New Roman" w:hAnsi="Times New Roman"/>
-                <w:sz w:val="26"/>
+              <w:spacing w:line="288" w:lineRule="auto"/>
+              <w:rPr>
+                <w:rFonts w:ascii="Times New Roman" w:hAnsi="Times New Roman"/>
+                <w:sz w:val="28"/>
+                <w:szCs w:val="28"/>
+              </w:rPr>
+            </w:pPr>
+            <w:r>
+              <w:rPr>
+                <w:rFonts w:ascii="Times New Roman" w:hAnsi="Times New Roman"/>
+                <w:sz w:val="28"/>
+                <w:szCs w:val="28"/>
               </w:rPr>
               <w:t>1</w:t>
             </w:r>
@@ -550,15 +625,18 @@
           </w:tcPr>
           <w:p>
             <w:pPr>
-              <w:rPr>
-                <w:rFonts w:ascii="Times New Roman" w:hAnsi="Times New Roman"/>
-                <w:sz w:val="26"/>
-              </w:rPr>
-            </w:pPr>
-            <w:r>
-              <w:rPr>
-                <w:rFonts w:ascii="Times New Roman" w:hAnsi="Times New Roman"/>
-                <w:sz w:val="26"/>
+              <w:spacing w:line="288" w:lineRule="auto"/>
+              <w:rPr>
+                <w:rFonts w:ascii="Times New Roman" w:hAnsi="Times New Roman"/>
+                <w:sz w:val="28"/>
+                <w:szCs w:val="28"/>
+              </w:rPr>
+            </w:pPr>
+            <w:r>
+              <w:rPr>
+                <w:rFonts w:ascii="Times New Roman" w:hAnsi="Times New Roman"/>
+                <w:sz w:val="28"/>
+                <w:szCs w:val="28"/>
               </w:rPr>
               <w:t>Quỹ TDND Thái Học</w:t>
             </w:r>
@@ -570,115 +648,133 @@
           </w:tcPr>
           <w:p>
             <w:pPr>
-              <w:rPr>
-                <w:rFonts w:ascii="Times New Roman" w:hAnsi="Times New Roman"/>
-                <w:sz w:val="26"/>
-              </w:rPr>
-            </w:pPr>
-            <w:r>
-              <w:rPr>
-                <w:rFonts w:ascii="Times New Roman" w:hAnsi="Times New Roman"/>
-                <w:sz w:val="26"/>
-              </w:rPr>
-              <w:t>{{tienso}}</w:t>
+              <w:spacing w:line="288" w:lineRule="auto"/>
+              <w:rPr>
+                <w:rFonts w:ascii="Times New Roman" w:hAnsi="Times New Roman"/>
+                <w:sz w:val="28"/>
+                <w:szCs w:val="28"/>
+              </w:rPr>
+            </w:pPr>
+            <w:r>
+              <w:rPr>
+                <w:rFonts w:ascii="Times New Roman" w:hAnsi="Times New Roman"/>
+                <w:sz w:val="28"/>
+                <w:szCs w:val="28"/>
+              </w:rPr>
+              <w:t>{{duNoSau}}</w:t>
+            </w:r>
+          </w:p>
+        </w:tc>
+        <w:tc>
+          <w:tcPr>
+            <w:tcW w:w="1423" w:type="dxa"/>
+          </w:tcPr>
+          <w:p>
+            <w:pPr>
+              <w:spacing w:line="288" w:lineRule="auto"/>
+              <w:rPr>
+                <w:rFonts w:ascii="Times New Roman" w:hAnsi="Times New Roman"/>
+                <w:sz w:val="28"/>
+                <w:szCs w:val="28"/>
+              </w:rPr>
+            </w:pPr>
+            <w:r>
+              <w:rPr>
+                <w:rFonts w:ascii="Times New Roman" w:hAnsi="Times New Roman"/>
+                <w:sz w:val="28"/>
+                <w:szCs w:val="28"/>
+              </w:rPr>
+              <w:t>{{mdvay}}</w:t>
+            </w:r>
+          </w:p>
+        </w:tc>
+        <w:tc>
+          <w:tcPr>
+            <w:tcW w:w="1661" w:type="dxa"/>
+          </w:tcPr>
+          <w:p>
+            <w:pPr>
+              <w:spacing w:line="288" w:lineRule="auto"/>
+              <w:rPr>
+                <w:rFonts w:ascii="Times New Roman" w:hAnsi="Times New Roman"/>
+                <w:sz w:val="28"/>
+                <w:szCs w:val="28"/>
+              </w:rPr>
+            </w:pPr>
+            <w:r>
+              <w:rPr>
+                <w:rFonts w:ascii="Times New Roman" w:hAnsi="Times New Roman"/>
+                <w:sz w:val="28"/>
+                <w:szCs w:val="28"/>
+              </w:rPr>
+              <w:t>{{tongTsbds}}</w:t>
+            </w:r>
+          </w:p>
+        </w:tc>
+        <w:tc>
+          <w:tcPr>
+            <w:tcW w:w="1423" w:type="dxa"/>
+          </w:tcPr>
+          <w:p>
+            <w:pPr>
+              <w:spacing w:line="288" w:lineRule="auto"/>
+              <w:rPr>
+                <w:rFonts w:ascii="Times New Roman" w:hAnsi="Times New Roman"/>
+                <w:sz w:val="28"/>
+                <w:szCs w:val="28"/>
+              </w:rPr>
+            </w:pPr>
+            <w:r>
+              <w:rPr>
+                <w:rFonts w:ascii="Times New Roman" w:hAnsi="Times New Roman"/>
+                <w:sz w:val="28"/>
+                <w:szCs w:val="28"/>
+              </w:rPr>
+              <w:t>{{mdvay}}</w:t>
+            </w:r>
+          </w:p>
+        </w:tc>
+        <w:tc>
+          <w:tcPr>
+            <w:tcW w:w="1609" w:type="dxa"/>
+          </w:tcPr>
+          <w:p>
+            <w:pPr>
+              <w:spacing w:line="288" w:lineRule="auto"/>
+              <w:rPr>
+                <w:rFonts w:ascii="Times New Roman" w:hAnsi="Times New Roman"/>
+                <w:sz w:val="28"/>
+                <w:szCs w:val="28"/>
+              </w:rPr>
+            </w:pPr>
+            <w:r>
+              <w:rPr>
+                <w:rFonts w:ascii="Times New Roman" w:hAnsi="Times New Roman"/>
+                <w:sz w:val="28"/>
+                <w:szCs w:val="28"/>
+              </w:rPr>
+              <w:t>{{tongTsbds}}</w:t>
             </w:r>
             <w:bookmarkStart w:id="0" w:name="_GoBack"/>
             <w:bookmarkEnd w:id="0"/>
-          </w:p>
-        </w:tc>
-        <w:tc>
-          <w:tcPr>
-            <w:tcW w:w="1423" w:type="dxa"/>
-          </w:tcPr>
-          <w:p>
-            <w:pPr>
-              <w:rPr>
-                <w:rFonts w:ascii="Times New Roman" w:hAnsi="Times New Roman"/>
-                <w:sz w:val="26"/>
-              </w:rPr>
-            </w:pPr>
-            <w:r>
-              <w:rPr>
-                <w:rFonts w:ascii="Times New Roman" w:hAnsi="Times New Roman"/>
-                <w:sz w:val="26"/>
-              </w:rPr>
-              <w:t>{{mdvay}}</w:t>
-            </w:r>
-          </w:p>
-        </w:tc>
-        <w:tc>
-          <w:tcPr>
-            <w:tcW w:w="1661" w:type="dxa"/>
-          </w:tcPr>
-          <w:p>
-            <w:pPr>
-              <w:rPr>
-                <w:rFonts w:ascii="Times New Roman" w:hAnsi="Times New Roman"/>
-                <w:sz w:val="26"/>
-              </w:rPr>
-            </w:pPr>
-            <w:r>
-              <w:rPr>
-                <w:rFonts w:ascii="Times New Roman" w:hAnsi="Times New Roman"/>
-                <w:sz w:val="26"/>
-              </w:rPr>
-              <w:t>{{tsbds}}</w:t>
-            </w:r>
-          </w:p>
-        </w:tc>
-        <w:tc>
-          <w:tcPr>
-            <w:tcW w:w="1423" w:type="dxa"/>
-          </w:tcPr>
-          <w:p>
-            <w:pPr>
-              <w:rPr>
-                <w:rFonts w:ascii="Times New Roman" w:hAnsi="Times New Roman"/>
-                <w:sz w:val="26"/>
-              </w:rPr>
-            </w:pPr>
-            <w:r>
-              <w:rPr>
-                <w:rFonts w:ascii="Times New Roman" w:hAnsi="Times New Roman"/>
-                <w:sz w:val="26"/>
-              </w:rPr>
-              <w:t>{{mdvay}}</w:t>
-            </w:r>
-          </w:p>
-        </w:tc>
-        <w:tc>
-          <w:tcPr>
-            <w:tcW w:w="1609" w:type="dxa"/>
-          </w:tcPr>
-          <w:p>
-            <w:pPr>
-              <w:rPr>
-                <w:rFonts w:ascii="Times New Roman" w:hAnsi="Times New Roman"/>
-                <w:sz w:val="26"/>
-              </w:rPr>
-            </w:pPr>
-            <w:r>
-              <w:rPr>
-                <w:rFonts w:ascii="Times New Roman" w:hAnsi="Times New Roman"/>
-                <w:sz w:val="26"/>
-              </w:rPr>
-              <w:t>{{tsbds}}</w:t>
-            </w:r>
           </w:p>
         </w:tc>
       </w:tr>
     </w:tbl>
     <w:p>
       <w:pPr>
-        <w:rPr>
-          <w:rFonts w:ascii="Times New Roman" w:hAnsi="Times New Roman"/>
-          <w:sz w:val="26"/>
+        <w:spacing w:after="0" w:line="288" w:lineRule="auto"/>
+        <w:rPr>
+          <w:rFonts w:ascii="Times New Roman" w:hAnsi="Times New Roman"/>
+          <w:sz w:val="28"/>
+          <w:szCs w:val="28"/>
         </w:rPr>
       </w:pPr>
       <w:r>
         <w:rPr>
           <w:rFonts w:ascii="Times New Roman" w:hAnsi="Times New Roman"/>
-          <w:sz w:val="26"/>
+          <w:sz w:val="28"/>
+          <w:szCs w:val="28"/>
         </w:rPr>
         <w:tab/>
         <w:t>Tôi xin báo cáo nội dung trên để Quỹ Thái Học theo dõi, giám sát kiểm tra quá trình sử dụng vốn vay của gia đình chúng tôi.</w:t>
@@ -686,137 +782,158 @@
     </w:p>
     <w:p>
       <w:pPr>
-        <w:rPr>
-          <w:rFonts w:ascii="Times New Roman" w:hAnsi="Times New Roman"/>
-          <w:sz w:val="26"/>
+        <w:spacing w:after="0" w:line="288" w:lineRule="auto"/>
+        <w:rPr>
+          <w:rFonts w:ascii="Times New Roman" w:hAnsi="Times New Roman"/>
+          <w:sz w:val="28"/>
+          <w:szCs w:val="28"/>
         </w:rPr>
       </w:pPr>
       <w:r>
         <w:rPr>
           <w:rFonts w:ascii="Times New Roman" w:hAnsi="Times New Roman"/>
-          <w:sz w:val="26"/>
-        </w:rPr>
-        <w:tab/>
-      </w:r>
-      <w:r>
-        <w:rPr>
-          <w:rFonts w:ascii="Times New Roman" w:hAnsi="Times New Roman"/>
-          <w:sz w:val="26"/>
-        </w:rPr>
-        <w:tab/>
-      </w:r>
-      <w:r>
-        <w:rPr>
-          <w:rFonts w:ascii="Times New Roman" w:hAnsi="Times New Roman"/>
-          <w:sz w:val="26"/>
-        </w:rPr>
-        <w:tab/>
-      </w:r>
-      <w:r>
-        <w:rPr>
-          <w:rFonts w:ascii="Times New Roman" w:hAnsi="Times New Roman"/>
-          <w:sz w:val="26"/>
-        </w:rPr>
-        <w:tab/>
-      </w:r>
-      <w:r>
-        <w:rPr>
-          <w:rFonts w:ascii="Times New Roman" w:hAnsi="Times New Roman"/>
-          <w:sz w:val="26"/>
-        </w:rPr>
-        <w:tab/>
-      </w:r>
-      <w:r>
-        <w:rPr>
-          <w:rFonts w:ascii="Times New Roman" w:hAnsi="Times New Roman"/>
-          <w:sz w:val="26"/>
-        </w:rPr>
-        <w:tab/>
-      </w:r>
-      <w:r>
-        <w:rPr>
-          <w:rFonts w:ascii="Times New Roman" w:hAnsi="Times New Roman"/>
-          <w:sz w:val="26"/>
-        </w:rPr>
-        <w:tab/>
-      </w:r>
-      <w:r>
-        <w:rPr>
-          <w:rFonts w:ascii="Times New Roman" w:hAnsi="Times New Roman"/>
-          <w:sz w:val="26"/>
-        </w:rPr>
-        <w:tab/>
-        <w:t>Ngày ….. tháng …… năm……</w:t>
+          <w:sz w:val="28"/>
+          <w:szCs w:val="28"/>
+        </w:rPr>
+        <w:tab/>
+      </w:r>
+      <w:r>
+        <w:rPr>
+          <w:rFonts w:ascii="Times New Roman" w:hAnsi="Times New Roman"/>
+          <w:sz w:val="28"/>
+          <w:szCs w:val="28"/>
+        </w:rPr>
+        <w:tab/>
+      </w:r>
+      <w:r>
+        <w:rPr>
+          <w:rFonts w:ascii="Times New Roman" w:hAnsi="Times New Roman"/>
+          <w:sz w:val="28"/>
+          <w:szCs w:val="28"/>
+        </w:rPr>
+        <w:tab/>
+      </w:r>
+      <w:r>
+        <w:rPr>
+          <w:rFonts w:ascii="Times New Roman" w:hAnsi="Times New Roman"/>
+          <w:sz w:val="28"/>
+          <w:szCs w:val="28"/>
+        </w:rPr>
+        <w:tab/>
+      </w:r>
+      <w:r>
+        <w:rPr>
+          <w:rFonts w:ascii="Times New Roman" w:hAnsi="Times New Roman"/>
+          <w:sz w:val="28"/>
+          <w:szCs w:val="28"/>
+        </w:rPr>
+        <w:tab/>
+      </w:r>
+      <w:r>
+        <w:rPr>
+          <w:rFonts w:ascii="Times New Roman" w:hAnsi="Times New Roman"/>
+          <w:sz w:val="28"/>
+          <w:szCs w:val="28"/>
+        </w:rPr>
+        <w:tab/>
+      </w:r>
+      <w:r>
+        <w:rPr>
+          <w:rFonts w:ascii="Times New Roman" w:hAnsi="Times New Roman"/>
+          <w:sz w:val="28"/>
+          <w:szCs w:val="28"/>
+        </w:rPr>
+        <w:tab/>
+      </w:r>
+      <w:r>
+        <w:rPr>
+          <w:rFonts w:ascii="Times New Roman" w:hAnsi="Times New Roman"/>
+          <w:sz w:val="28"/>
+          <w:szCs w:val="28"/>
+        </w:rPr>
+        <w:tab/>
+        <w:t>Ngày {{day}} tháng {{month}} năm {{year}}</w:t>
       </w:r>
     </w:p>
     <w:p>
       <w:pPr>
+        <w:spacing w:after="0" w:line="288" w:lineRule="auto"/>
         <w:rPr>
           <w:rFonts w:ascii="Times New Roman" w:hAnsi="Times New Roman"/>
           <w:b/>
-          <w:sz w:val="26"/>
+          <w:sz w:val="28"/>
+          <w:szCs w:val="28"/>
         </w:rPr>
       </w:pPr>
       <w:r>
         <w:rPr>
           <w:rFonts w:ascii="Times New Roman" w:hAnsi="Times New Roman"/>
-          <w:sz w:val="26"/>
-        </w:rPr>
-        <w:tab/>
-      </w:r>
-      <w:r>
-        <w:rPr>
-          <w:rFonts w:ascii="Times New Roman" w:hAnsi="Times New Roman"/>
-          <w:sz w:val="26"/>
-        </w:rPr>
-        <w:tab/>
-      </w:r>
-      <w:r>
-        <w:rPr>
-          <w:rFonts w:ascii="Times New Roman" w:hAnsi="Times New Roman"/>
-          <w:sz w:val="26"/>
-        </w:rPr>
-        <w:tab/>
-      </w:r>
-      <w:r>
-        <w:rPr>
-          <w:rFonts w:ascii="Times New Roman" w:hAnsi="Times New Roman"/>
-          <w:sz w:val="26"/>
-        </w:rPr>
-        <w:tab/>
-      </w:r>
-      <w:r>
-        <w:rPr>
-          <w:rFonts w:ascii="Times New Roman" w:hAnsi="Times New Roman"/>
-          <w:sz w:val="26"/>
-        </w:rPr>
-        <w:tab/>
-      </w:r>
-      <w:r>
-        <w:rPr>
-          <w:rFonts w:ascii="Times New Roman" w:hAnsi="Times New Roman"/>
-          <w:sz w:val="26"/>
-        </w:rPr>
-        <w:tab/>
-      </w:r>
-      <w:r>
-        <w:rPr>
-          <w:rFonts w:ascii="Times New Roman" w:hAnsi="Times New Roman"/>
-          <w:sz w:val="26"/>
-        </w:rPr>
-        <w:tab/>
-      </w:r>
-      <w:r>
-        <w:rPr>
-          <w:rFonts w:ascii="Times New Roman" w:hAnsi="Times New Roman"/>
-          <w:sz w:val="26"/>
-        </w:rPr>
-        <w:tab/>
-      </w:r>
-      <w:r>
-        <w:rPr>
-          <w:rFonts w:ascii="Times New Roman" w:hAnsi="Times New Roman"/>
-          <w:sz w:val="26"/>
+          <w:sz w:val="28"/>
+          <w:szCs w:val="28"/>
+        </w:rPr>
+        <w:tab/>
+      </w:r>
+      <w:r>
+        <w:rPr>
+          <w:rFonts w:ascii="Times New Roman" w:hAnsi="Times New Roman"/>
+          <w:sz w:val="28"/>
+          <w:szCs w:val="28"/>
+        </w:rPr>
+        <w:tab/>
+      </w:r>
+      <w:r>
+        <w:rPr>
+          <w:rFonts w:ascii="Times New Roman" w:hAnsi="Times New Roman"/>
+          <w:sz w:val="28"/>
+          <w:szCs w:val="28"/>
+        </w:rPr>
+        <w:tab/>
+      </w:r>
+      <w:r>
+        <w:rPr>
+          <w:rFonts w:ascii="Times New Roman" w:hAnsi="Times New Roman"/>
+          <w:sz w:val="28"/>
+          <w:szCs w:val="28"/>
+        </w:rPr>
+        <w:tab/>
+      </w:r>
+      <w:r>
+        <w:rPr>
+          <w:rFonts w:ascii="Times New Roman" w:hAnsi="Times New Roman"/>
+          <w:sz w:val="28"/>
+          <w:szCs w:val="28"/>
+        </w:rPr>
+        <w:tab/>
+      </w:r>
+      <w:r>
+        <w:rPr>
+          <w:rFonts w:ascii="Times New Roman" w:hAnsi="Times New Roman"/>
+          <w:sz w:val="28"/>
+          <w:szCs w:val="28"/>
+        </w:rPr>
+        <w:tab/>
+      </w:r>
+      <w:r>
+        <w:rPr>
+          <w:rFonts w:ascii="Times New Roman" w:hAnsi="Times New Roman"/>
+          <w:sz w:val="28"/>
+          <w:szCs w:val="28"/>
+        </w:rPr>
+        <w:tab/>
+      </w:r>
+      <w:r>
+        <w:rPr>
+          <w:rFonts w:ascii="Times New Roman" w:hAnsi="Times New Roman"/>
+          <w:sz w:val="28"/>
+          <w:szCs w:val="28"/>
+        </w:rPr>
+        <w:tab/>
+      </w:r>
+      <w:r>
+        <w:rPr>
+          <w:rFonts w:ascii="Times New Roman" w:hAnsi="Times New Roman"/>
+          <w:sz w:val="28"/>
+          <w:szCs w:val="28"/>
         </w:rPr>
         <w:tab/>
       </w:r>
@@ -824,86 +941,99 @@
         <w:rPr>
           <w:rFonts w:ascii="Times New Roman" w:hAnsi="Times New Roman"/>
           <w:b/>
-          <w:sz w:val="26"/>
+          <w:sz w:val="28"/>
+          <w:szCs w:val="28"/>
         </w:rPr>
         <w:t>NGƯỜI VAY VỐN</w:t>
       </w:r>
     </w:p>
     <w:p>
       <w:pPr>
+        <w:spacing w:after="0" w:line="288" w:lineRule="auto"/>
         <w:rPr>
           <w:rFonts w:ascii="Times New Roman" w:hAnsi="Times New Roman"/>
           <w:i/>
-          <w:sz w:val="26"/>
+          <w:sz w:val="28"/>
+          <w:szCs w:val="28"/>
         </w:rPr>
       </w:pPr>
       <w:r>
         <w:rPr>
           <w:rFonts w:ascii="Times New Roman" w:hAnsi="Times New Roman"/>
-          <w:sz w:val="26"/>
-        </w:rPr>
-        <w:tab/>
-      </w:r>
-      <w:r>
-        <w:rPr>
-          <w:rFonts w:ascii="Times New Roman" w:hAnsi="Times New Roman"/>
-          <w:sz w:val="26"/>
-        </w:rPr>
-        <w:tab/>
-      </w:r>
-      <w:r>
-        <w:rPr>
-          <w:rFonts w:ascii="Times New Roman" w:hAnsi="Times New Roman"/>
-          <w:sz w:val="26"/>
-        </w:rPr>
-        <w:tab/>
-      </w:r>
-      <w:r>
-        <w:rPr>
-          <w:rFonts w:ascii="Times New Roman" w:hAnsi="Times New Roman"/>
-          <w:sz w:val="26"/>
-        </w:rPr>
-        <w:tab/>
-      </w:r>
-      <w:r>
-        <w:rPr>
-          <w:rFonts w:ascii="Times New Roman" w:hAnsi="Times New Roman"/>
-          <w:sz w:val="26"/>
-        </w:rPr>
-        <w:tab/>
-      </w:r>
-      <w:r>
-        <w:rPr>
-          <w:rFonts w:ascii="Times New Roman" w:hAnsi="Times New Roman"/>
-          <w:sz w:val="26"/>
-        </w:rPr>
-        <w:tab/>
-      </w:r>
-      <w:r>
-        <w:rPr>
-          <w:rFonts w:ascii="Times New Roman" w:hAnsi="Times New Roman"/>
-          <w:sz w:val="26"/>
-        </w:rPr>
-        <w:tab/>
-      </w:r>
-      <w:r>
-        <w:rPr>
-          <w:rFonts w:ascii="Times New Roman" w:hAnsi="Times New Roman"/>
-          <w:sz w:val="26"/>
-        </w:rPr>
-        <w:tab/>
-      </w:r>
-      <w:r>
-        <w:rPr>
-          <w:rFonts w:ascii="Times New Roman" w:hAnsi="Times New Roman"/>
-          <w:sz w:val="26"/>
-        </w:rPr>
-        <w:tab/>
-      </w:r>
-      <w:r>
-        <w:rPr>
-          <w:rFonts w:ascii="Times New Roman" w:hAnsi="Times New Roman"/>
-          <w:sz w:val="26"/>
+          <w:sz w:val="28"/>
+          <w:szCs w:val="28"/>
+        </w:rPr>
+        <w:tab/>
+      </w:r>
+      <w:r>
+        <w:rPr>
+          <w:rFonts w:ascii="Times New Roman" w:hAnsi="Times New Roman"/>
+          <w:sz w:val="28"/>
+          <w:szCs w:val="28"/>
+        </w:rPr>
+        <w:tab/>
+      </w:r>
+      <w:r>
+        <w:rPr>
+          <w:rFonts w:ascii="Times New Roman" w:hAnsi="Times New Roman"/>
+          <w:sz w:val="28"/>
+          <w:szCs w:val="28"/>
+        </w:rPr>
+        <w:tab/>
+      </w:r>
+      <w:r>
+        <w:rPr>
+          <w:rFonts w:ascii="Times New Roman" w:hAnsi="Times New Roman"/>
+          <w:sz w:val="28"/>
+          <w:szCs w:val="28"/>
+        </w:rPr>
+        <w:tab/>
+      </w:r>
+      <w:r>
+        <w:rPr>
+          <w:rFonts w:ascii="Times New Roman" w:hAnsi="Times New Roman"/>
+          <w:sz w:val="28"/>
+          <w:szCs w:val="28"/>
+        </w:rPr>
+        <w:tab/>
+      </w:r>
+      <w:r>
+        <w:rPr>
+          <w:rFonts w:ascii="Times New Roman" w:hAnsi="Times New Roman"/>
+          <w:sz w:val="28"/>
+          <w:szCs w:val="28"/>
+        </w:rPr>
+        <w:tab/>
+      </w:r>
+      <w:r>
+        <w:rPr>
+          <w:rFonts w:ascii="Times New Roman" w:hAnsi="Times New Roman"/>
+          <w:sz w:val="28"/>
+          <w:szCs w:val="28"/>
+        </w:rPr>
+        <w:tab/>
+      </w:r>
+      <w:r>
+        <w:rPr>
+          <w:rFonts w:ascii="Times New Roman" w:hAnsi="Times New Roman"/>
+          <w:sz w:val="28"/>
+          <w:szCs w:val="28"/>
+        </w:rPr>
+        <w:tab/>
+      </w:r>
+      <w:r>
+        <w:rPr>
+          <w:rFonts w:ascii="Times New Roman" w:hAnsi="Times New Roman"/>
+          <w:sz w:val="28"/>
+          <w:szCs w:val="28"/>
+        </w:rPr>
+        <w:tab/>
+      </w:r>
+      <w:r>
+        <w:rPr>
+          <w:rFonts w:ascii="Times New Roman" w:hAnsi="Times New Roman"/>
+          <w:sz w:val="28"/>
+          <w:szCs w:val="28"/>
         </w:rPr>
         <w:t xml:space="preserve"> </w:t>
       </w:r>
@@ -911,7 +1041,8 @@
         <w:rPr>
           <w:rFonts w:ascii="Times New Roman" w:hAnsi="Times New Roman"/>
           <w:i/>
-          <w:sz w:val="26"/>
+          <w:sz w:val="28"/>
+          <w:szCs w:val="28"/>
         </w:rPr>
         <w:t>(</w:t>
       </w:r>
@@ -919,7 +1050,8 @@
         <w:rPr>
           <w:rFonts w:ascii="Times New Roman" w:hAnsi="Times New Roman"/>
           <w:i/>
-          <w:sz w:val="26"/>
+          <w:sz w:val="28"/>
+          <w:szCs w:val="28"/>
         </w:rPr>
         <w:t>Ký, ghi rõ họ tên)</w:t>
       </w:r>
